--- a/AI_Agents_and_Advanced_Fine_Tuning_Bootcamp/Lab_Walkthroughs/Week_02_Lab_B_langgraph_basics_control_flow_with_state.docx
+++ b/AI_Agents_and_Advanced_Fine_Tuning_Bootcamp/Lab_Walkthroughs/Week_02_Lab_B_langgraph_basics_control_flow_with_state.docx
@@ -96,7 +96,7 @@
           <w:color w:val="333333"/>
           <w:sz w:val="22"/>
         </w:rPr>
-        <w:t>Cluster workspace from week 1 plus week-specific deps in the requirements.txt that ships with this lab.</w:t>
+        <w:t>Same workspace; pip install langgraph langchain-openai.</w:t>
       </w:r>
     </w:p>
     <w:p>
@@ -118,7 +118,7 @@
           <w:color w:val="333333"/>
           <w:sz w:val="22"/>
         </w:rPr>
-        <w:t>Concept list available in the class notes for this week.</w:t>
+        <w:t>TypedDict state schema shared across nodes</w:t>
       </w:r>
     </w:p>
     <w:p>
@@ -130,7 +130,19 @@
           <w:color w:val="333333"/>
           <w:sz w:val="22"/>
         </w:rPr>
-        <w:t>Lab guide TA reviews the concepts in the first 15 minutes.</w:t>
+        <w:t>Conditional edges as explicit control flow</w:t>
+      </w:r>
+    </w:p>
+    <w:p>
+      <w:pPr>
+        <w:pStyle w:val="ListBullet"/>
+      </w:pPr>
+      <w:r>
+        <w:rPr>
+          <w:color w:val="333333"/>
+          <w:sz w:val="22"/>
+        </w:rPr>
+        <w:t>Checkpointing a graph run for replay</w:t>
       </w:r>
     </w:p>
     <w:p>
@@ -211,7 +223,215 @@
           <w:color w:val="101010"/>
           <w:sz w:val="18"/>
         </w:rPr>
-        <w:t># Starter code is in the lab repo: see lab_starter.py.</w:t>
+        <w:t>from typing import TypedDict</w:t>
+      </w:r>
+    </w:p>
+    <w:p>
+      <w:pPr>
+        <w:spacing w:after="0" w:before="0"/>
+      </w:pPr>
+      <w:r>
+        <w:rPr>
+          <w:rFonts w:ascii="Consolas" w:hAnsi="Consolas"/>
+          <w:color w:val="101010"/>
+          <w:sz w:val="18"/>
+        </w:rPr>
+        <w:t>from langgraph.graph import StateGraph, END</w:t>
+      </w:r>
+    </w:p>
+    <w:p>
+      <w:pPr>
+        <w:spacing w:after="0" w:before="0"/>
+      </w:pPr>
+      <w:r>
+        <w:rPr>
+          <w:rFonts w:ascii="Consolas" w:hAnsi="Consolas"/>
+          <w:color w:val="101010"/>
+          <w:sz w:val="18"/>
+        </w:rPr>
+        <w:t xml:space="preserve"> </w:t>
+      </w:r>
+    </w:p>
+    <w:p>
+      <w:pPr>
+        <w:spacing w:after="0" w:before="0"/>
+      </w:pPr>
+      <w:r>
+        <w:rPr>
+          <w:rFonts w:ascii="Consolas" w:hAnsi="Consolas"/>
+          <w:color w:val="101010"/>
+          <w:sz w:val="18"/>
+        </w:rPr>
+        <w:t>class RState(TypedDict):</w:t>
+      </w:r>
+    </w:p>
+    <w:p>
+      <w:pPr>
+        <w:spacing w:after="0" w:before="0"/>
+      </w:pPr>
+      <w:r>
+        <w:rPr>
+          <w:rFonts w:ascii="Consolas" w:hAnsi="Consolas"/>
+          <w:color w:val="101010"/>
+          <w:sz w:val="18"/>
+        </w:rPr>
+        <w:t xml:space="preserve">    question: str</w:t>
+      </w:r>
+    </w:p>
+    <w:p>
+      <w:pPr>
+        <w:spacing w:after="0" w:before="0"/>
+      </w:pPr>
+      <w:r>
+        <w:rPr>
+          <w:rFonts w:ascii="Consolas" w:hAnsi="Consolas"/>
+          <w:color w:val="101010"/>
+          <w:sz w:val="18"/>
+        </w:rPr>
+        <w:t xml:space="preserve">    drafts: list</w:t>
+      </w:r>
+    </w:p>
+    <w:p>
+      <w:pPr>
+        <w:spacing w:after="0" w:before="0"/>
+      </w:pPr>
+      <w:r>
+        <w:rPr>
+          <w:rFonts w:ascii="Consolas" w:hAnsi="Consolas"/>
+          <w:color w:val="101010"/>
+          <w:sz w:val="18"/>
+        </w:rPr>
+        <w:t xml:space="preserve">    approved: bool</w:t>
+      </w:r>
+    </w:p>
+    <w:p>
+      <w:pPr>
+        <w:spacing w:after="0" w:before="0"/>
+      </w:pPr>
+      <w:r>
+        <w:rPr>
+          <w:rFonts w:ascii="Consolas" w:hAnsi="Consolas"/>
+          <w:color w:val="101010"/>
+          <w:sz w:val="18"/>
+        </w:rPr>
+        <w:t xml:space="preserve"> </w:t>
+      </w:r>
+    </w:p>
+    <w:p>
+      <w:pPr>
+        <w:spacing w:after="0" w:before="0"/>
+      </w:pPr>
+      <w:r>
+        <w:rPr>
+          <w:rFonts w:ascii="Consolas" w:hAnsi="Consolas"/>
+          <w:color w:val="101010"/>
+          <w:sz w:val="18"/>
+        </w:rPr>
+        <w:t>g = StateGraph(RState)</w:t>
+      </w:r>
+    </w:p>
+    <w:p>
+      <w:pPr>
+        <w:spacing w:after="0" w:before="0"/>
+      </w:pPr>
+      <w:r>
+        <w:rPr>
+          <w:rFonts w:ascii="Consolas" w:hAnsi="Consolas"/>
+          <w:color w:val="101010"/>
+          <w:sz w:val="18"/>
+        </w:rPr>
+        <w:t>g.add_node('research', research_node)</w:t>
+      </w:r>
+    </w:p>
+    <w:p>
+      <w:pPr>
+        <w:spacing w:after="0" w:before="0"/>
+      </w:pPr>
+      <w:r>
+        <w:rPr>
+          <w:rFonts w:ascii="Consolas" w:hAnsi="Consolas"/>
+          <w:color w:val="101010"/>
+          <w:sz w:val="18"/>
+        </w:rPr>
+        <w:t>g.add_node('critique', critique_node)</w:t>
+      </w:r>
+    </w:p>
+    <w:p>
+      <w:pPr>
+        <w:spacing w:after="0" w:before="0"/>
+      </w:pPr>
+      <w:r>
+        <w:rPr>
+          <w:rFonts w:ascii="Consolas" w:hAnsi="Consolas"/>
+          <w:color w:val="101010"/>
+          <w:sz w:val="18"/>
+        </w:rPr>
+        <w:t>g.add_edge('research', 'critique')</w:t>
+      </w:r>
+    </w:p>
+    <w:p>
+      <w:pPr>
+        <w:spacing w:after="0" w:before="0"/>
+      </w:pPr>
+      <w:r>
+        <w:rPr>
+          <w:rFonts w:ascii="Consolas" w:hAnsi="Consolas"/>
+          <w:color w:val="101010"/>
+          <w:sz w:val="18"/>
+        </w:rPr>
+        <w:t>g.add_conditional_edges('critique',</w:t>
+      </w:r>
+    </w:p>
+    <w:p>
+      <w:pPr>
+        <w:spacing w:after="0" w:before="0"/>
+      </w:pPr>
+      <w:r>
+        <w:rPr>
+          <w:rFonts w:ascii="Consolas" w:hAnsi="Consolas"/>
+          <w:color w:val="101010"/>
+          <w:sz w:val="18"/>
+        </w:rPr>
+        <w:t xml:space="preserve">    lambda s: END if s['approved'] or len(s['drafts']) &gt;= 3 else 'research')</w:t>
+      </w:r>
+    </w:p>
+    <w:p>
+      <w:pPr>
+        <w:spacing w:after="0" w:before="0"/>
+      </w:pPr>
+      <w:r>
+        <w:rPr>
+          <w:rFonts w:ascii="Consolas" w:hAnsi="Consolas"/>
+          <w:color w:val="101010"/>
+          <w:sz w:val="18"/>
+        </w:rPr>
+        <w:t>g.set_entry_point('research')</w:t>
+      </w:r>
+    </w:p>
+    <w:p>
+      <w:pPr>
+        <w:spacing w:after="0" w:before="0"/>
+      </w:pPr>
+      <w:r>
+        <w:rPr>
+          <w:rFonts w:ascii="Consolas" w:hAnsi="Consolas"/>
+          <w:color w:val="101010"/>
+          <w:sz w:val="18"/>
+        </w:rPr>
+        <w:t>app = g.compile()</w:t>
+      </w:r>
+    </w:p>
+    <w:p>
+      <w:pPr>
+        <w:spacing w:after="0" w:before="0"/>
+      </w:pPr>
+      <w:r>
+        <w:rPr>
+          <w:rFonts w:ascii="Consolas" w:hAnsi="Consolas"/>
+          <w:color w:val="101010"/>
+          <w:sz w:val="18"/>
+        </w:rPr>
+        <w:t xml:space="preserve"> </w:t>
       </w:r>
     </w:p>
     <w:p>
@@ -233,7 +453,7 @@
           <w:color w:val="333333"/>
           <w:sz w:val="22"/>
         </w:rPr>
-        <w:t>all deliverables present in the submission folder</w:t>
+        <w:t>graph terminates on approval and on the 3-draft cap</w:t>
       </w:r>
     </w:p>
     <w:p>
@@ -245,7 +465,7 @@
           <w:color w:val="333333"/>
           <w:sz w:val="22"/>
         </w:rPr>
-        <w:t>code runs end-to-end without modification</w:t>
+        <w:t>state after each step is inspectable via app.get_state history</w:t>
       </w:r>
     </w:p>
     <w:p>
@@ -257,7 +477,19 @@
           <w:color w:val="333333"/>
           <w:sz w:val="22"/>
         </w:rPr>
-        <w:t>results match the expected ranges in the rubric</w:t>
+        <w:t>output quality matches the ADK version on the same 5 questions</w:t>
+      </w:r>
+    </w:p>
+    <w:p>
+      <w:pPr>
+        <w:pStyle w:val="ListBullet"/>
+      </w:pPr>
+      <w:r>
+        <w:rPr>
+          <w:color w:val="333333"/>
+          <w:sz w:val="22"/>
+        </w:rPr>
+        <w:t>diagram of the compiled graph matches the intended topology</w:t>
       </w:r>
     </w:p>
     <w:p>
